--- a/Development_Process/Week_9/Research_result/Research_result_LamQuangKhoi.docx
+++ b/Development_Process/Week_9/Research_result/Research_result_LamQuangKhoi.docx
@@ -116,11 +116,7 @@
         <w:t>Mô tả sơ bộ</w:t>
       </w:r>
     </w:p>
-    <w:p>
-      <w:r>
-        <w:t xml:space="preserve">Copilot Money là ứng dụng quản lý </w:t>
-      </w:r>
-    </w:p>
+    <w:p/>
     <w:p>
       <w:pPr>
         <w:pStyle w:val="Heading2"/>
@@ -135,6 +131,9 @@
         <w:jc w:val="center"/>
       </w:pPr>
       <w:r>
+        <w:rPr>
+          <w:noProof/>
+        </w:rPr>
         <w:drawing>
           <wp:inline distT="0" distB="0" distL="0" distR="0" wp14:anchorId="55676946" wp14:editId="2DD8B401">
             <wp:extent cx="5972175" cy="3083560"/>
@@ -151,7 +150,7 @@
                     <pic:cNvPicPr/>
                   </pic:nvPicPr>
                   <pic:blipFill>
-                    <a:blip r:embed="rId5"/>
+                    <a:blip r:embed="rId6"/>
                     <a:stretch>
                       <a:fillRect/>
                     </a:stretch>
@@ -180,14 +179,27 @@
       <w:r>
         <w:t xml:space="preserve">Pic </w:t>
       </w:r>
-      <w:fldSimple w:instr=" SEQ Pic \* ARABIC ">
-        <w:r>
-          <w:rPr>
-            <w:noProof/>
-          </w:rPr>
-          <w:t>1</w:t>
-        </w:r>
-      </w:fldSimple>
+      <w:r>
+        <w:fldChar w:fldCharType="begin"/>
+      </w:r>
+      <w:r>
+        <w:instrText xml:space="preserve"> SEQ Pic \* ARABIC </w:instrText>
+      </w:r>
+      <w:r>
+        <w:fldChar w:fldCharType="separate"/>
+      </w:r>
+      <w:r>
+        <w:rPr>
+          <w:noProof/>
+        </w:rPr>
+        <w:t>1</w:t>
+      </w:r>
+      <w:r>
+        <w:rPr>
+          <w:noProof/>
+        </w:rPr>
+        <w:fldChar w:fldCharType="end"/>
+      </w:r>
       <w:r>
         <w:t>. Trang chủ quảng bá.</w:t>
       </w:r>
@@ -197,6 +209,9 @@
         <w:keepNext/>
       </w:pPr>
       <w:r>
+        <w:rPr>
+          <w:noProof/>
+        </w:rPr>
         <w:lastRenderedPageBreak/>
         <w:drawing>
           <wp:inline distT="0" distB="0" distL="0" distR="0" wp14:anchorId="4258B63F" wp14:editId="751413F3">
@@ -214,7 +229,7 @@
                     <pic:cNvPicPr/>
                   </pic:nvPicPr>
                   <pic:blipFill>
-                    <a:blip r:embed="rId6"/>
+                    <a:blip r:embed="rId7"/>
                     <a:stretch>
                       <a:fillRect/>
                     </a:stretch>
@@ -243,14 +258,27 @@
       <w:r>
         <w:t xml:space="preserve">Pic </w:t>
       </w:r>
-      <w:fldSimple w:instr=" SEQ Pic \* ARABIC ">
-        <w:r>
-          <w:rPr>
-            <w:noProof/>
-          </w:rPr>
-          <w:t>2</w:t>
-        </w:r>
-      </w:fldSimple>
+      <w:r>
+        <w:fldChar w:fldCharType="begin"/>
+      </w:r>
+      <w:r>
+        <w:instrText xml:space="preserve"> SEQ Pic \* ARABIC </w:instrText>
+      </w:r>
+      <w:r>
+        <w:fldChar w:fldCharType="separate"/>
+      </w:r>
+      <w:r>
+        <w:rPr>
+          <w:noProof/>
+        </w:rPr>
+        <w:t>2</w:t>
+      </w:r>
+      <w:r>
+        <w:rPr>
+          <w:noProof/>
+        </w:rPr>
+        <w:fldChar w:fldCharType="end"/>
+      </w:r>
       <w:r>
         <w:t>. Chọn lựa đăng kí.</w:t>
       </w:r>
@@ -260,6 +288,9 @@
         <w:keepNext/>
       </w:pPr>
       <w:r>
+        <w:rPr>
+          <w:noProof/>
+        </w:rPr>
         <w:drawing>
           <wp:inline distT="0" distB="0" distL="0" distR="0" wp14:anchorId="47F11D38" wp14:editId="1E71BF06">
             <wp:extent cx="5972175" cy="3968115"/>
@@ -276,7 +307,7 @@
                     <pic:cNvPicPr/>
                   </pic:nvPicPr>
                   <pic:blipFill>
-                    <a:blip r:embed="rId7"/>
+                    <a:blip r:embed="rId8"/>
                     <a:stretch>
                       <a:fillRect/>
                     </a:stretch>
@@ -305,14 +336,27 @@
       <w:r>
         <w:t xml:space="preserve">Pic </w:t>
       </w:r>
-      <w:fldSimple w:instr=" SEQ Pic \* ARABIC ">
-        <w:r>
-          <w:rPr>
-            <w:noProof/>
-          </w:rPr>
-          <w:t>3</w:t>
-        </w:r>
-      </w:fldSimple>
+      <w:r>
+        <w:fldChar w:fldCharType="begin"/>
+      </w:r>
+      <w:r>
+        <w:instrText xml:space="preserve"> SEQ Pic \* ARABIC </w:instrText>
+      </w:r>
+      <w:r>
+        <w:fldChar w:fldCharType="separate"/>
+      </w:r>
+      <w:r>
+        <w:rPr>
+          <w:noProof/>
+        </w:rPr>
+        <w:t>3</w:t>
+      </w:r>
+      <w:r>
+        <w:rPr>
+          <w:noProof/>
+        </w:rPr>
+        <w:fldChar w:fldCharType="end"/>
+      </w:r>
       <w:r>
         <w:t>. Nhập thông tin đăng ký.</w:t>
       </w:r>
@@ -322,6 +366,9 @@
         <w:keepNext/>
       </w:pPr>
       <w:r>
+        <w:rPr>
+          <w:noProof/>
+        </w:rPr>
         <w:lastRenderedPageBreak/>
         <w:drawing>
           <wp:inline distT="0" distB="0" distL="0" distR="0" wp14:anchorId="6352C910" wp14:editId="40805AF4">
@@ -339,7 +386,7 @@
                     <pic:cNvPicPr/>
                   </pic:nvPicPr>
                   <pic:blipFill>
-                    <a:blip r:embed="rId8"/>
+                    <a:blip r:embed="rId9"/>
                     <a:stretch>
                       <a:fillRect/>
                     </a:stretch>
@@ -368,14 +415,27 @@
       <w:r>
         <w:t xml:space="preserve">Pic </w:t>
       </w:r>
-      <w:fldSimple w:instr=" SEQ Pic \* ARABIC ">
-        <w:r>
-          <w:rPr>
-            <w:noProof/>
-          </w:rPr>
-          <w:t>4</w:t>
-        </w:r>
-      </w:fldSimple>
+      <w:r>
+        <w:fldChar w:fldCharType="begin"/>
+      </w:r>
+      <w:r>
+        <w:instrText xml:space="preserve"> SEQ Pic \* ARABIC </w:instrText>
+      </w:r>
+      <w:r>
+        <w:fldChar w:fldCharType="separate"/>
+      </w:r>
+      <w:r>
+        <w:rPr>
+          <w:noProof/>
+        </w:rPr>
+        <w:t>4</w:t>
+      </w:r>
+      <w:r>
+        <w:rPr>
+          <w:noProof/>
+        </w:rPr>
+        <w:fldChar w:fldCharType="end"/>
+      </w:r>
       <w:r>
         <w:t>. Xác định mục đích sử dụng ứng dụng</w:t>
       </w:r>
@@ -385,6 +445,9 @@
         <w:keepNext/>
       </w:pPr>
       <w:r>
+        <w:rPr>
+          <w:noProof/>
+        </w:rPr>
         <w:lastRenderedPageBreak/>
         <w:drawing>
           <wp:inline distT="0" distB="0" distL="0" distR="0" wp14:anchorId="46EC345B" wp14:editId="411D4DB1">
@@ -402,7 +465,7 @@
                     <pic:cNvPicPr/>
                   </pic:nvPicPr>
                   <pic:blipFill>
-                    <a:blip r:embed="rId9"/>
+                    <a:blip r:embed="rId10"/>
                     <a:stretch>
                       <a:fillRect/>
                     </a:stretch>
@@ -431,14 +494,27 @@
       <w:r>
         <w:t xml:space="preserve">Pic </w:t>
       </w:r>
-      <w:fldSimple w:instr=" SEQ Pic \* ARABIC ">
-        <w:r>
-          <w:rPr>
-            <w:noProof/>
-          </w:rPr>
-          <w:t>5</w:t>
-        </w:r>
-      </w:fldSimple>
+      <w:r>
+        <w:fldChar w:fldCharType="begin"/>
+      </w:r>
+      <w:r>
+        <w:instrText xml:space="preserve"> SEQ Pic \* ARABIC </w:instrText>
+      </w:r>
+      <w:r>
+        <w:fldChar w:fldCharType="separate"/>
+      </w:r>
+      <w:r>
+        <w:rPr>
+          <w:noProof/>
+        </w:rPr>
+        <w:t>5</w:t>
+      </w:r>
+      <w:r>
+        <w:rPr>
+          <w:noProof/>
+        </w:rPr>
+        <w:fldChar w:fldCharType="end"/>
+      </w:r>
       <w:r>
         <w:t>. Chọn ngân hàng liên kết.</w:t>
       </w:r>
@@ -448,6 +524,9 @@
         <w:keepNext/>
       </w:pPr>
       <w:r>
+        <w:rPr>
+          <w:noProof/>
+        </w:rPr>
         <w:drawing>
           <wp:inline distT="0" distB="0" distL="0" distR="0" wp14:anchorId="0225C9EC" wp14:editId="31576258">
             <wp:extent cx="5972175" cy="2743835"/>
@@ -464,7 +543,7 @@
                     <pic:cNvPicPr/>
                   </pic:nvPicPr>
                   <pic:blipFill>
-                    <a:blip r:embed="rId10"/>
+                    <a:blip r:embed="rId11"/>
                     <a:stretch>
                       <a:fillRect/>
                     </a:stretch>
@@ -488,48 +567,255 @@
     <w:p>
       <w:pPr>
         <w:pStyle w:val="Caption"/>
+        <w:jc w:val="center"/>
       </w:pPr>
       <w:r>
         <w:t xml:space="preserve">Pic </w:t>
       </w:r>
-      <w:fldSimple w:instr=" SEQ Pic \* ARABIC ">
-        <w:r>
-          <w:rPr>
-            <w:noProof/>
-          </w:rPr>
-          <w:t>6</w:t>
-        </w:r>
-      </w:fldSimple>
+      <w:r>
+        <w:fldChar w:fldCharType="begin"/>
+      </w:r>
+      <w:r>
+        <w:instrText xml:space="preserve"> SEQ Pic \* ARABIC </w:instrText>
+      </w:r>
+      <w:r>
+        <w:fldChar w:fldCharType="separate"/>
+      </w:r>
+      <w:r>
+        <w:rPr>
+          <w:noProof/>
+        </w:rPr>
+        <w:t>6</w:t>
+      </w:r>
+      <w:r>
+        <w:rPr>
+          <w:noProof/>
+        </w:rPr>
+        <w:fldChar w:fldCharType="end"/>
+      </w:r>
       <w:r>
         <w:t>. Phân loại giao dịch</w:t>
       </w:r>
     </w:p>
     <w:p>
       <w:pPr>
+        <w:keepNext/>
+      </w:pPr>
+      <w:r>
+        <w:lastRenderedPageBreak/>
+        <w:drawing>
+          <wp:inline distT="0" distB="0" distL="0" distR="0" wp14:anchorId="5F4C980C" wp14:editId="6AB47AD5">
+            <wp:extent cx="5972175" cy="3354070"/>
+            <wp:effectExtent l="0" t="0" r="9525" b="0"/>
+            <wp:docPr id="8" name="Picture 8" descr="A screenshot of a computer&#10;&#10;Description automatically generated"/>
+            <wp:cNvGraphicFramePr>
+              <a:graphicFrameLocks xmlns:a="http://schemas.openxmlformats.org/drawingml/2006/main" noChangeAspect="1"/>
+            </wp:cNvGraphicFramePr>
+            <a:graphic xmlns:a="http://schemas.openxmlformats.org/drawingml/2006/main">
+              <a:graphicData uri="http://schemas.openxmlformats.org/drawingml/2006/picture">
+                <pic:pic xmlns:pic="http://schemas.openxmlformats.org/drawingml/2006/picture">
+                  <pic:nvPicPr>
+                    <pic:cNvPr id="8" name="Picture 8" descr="A screenshot of a computer&#10;&#10;Description automatically generated"/>
+                    <pic:cNvPicPr/>
+                  </pic:nvPicPr>
+                  <pic:blipFill>
+                    <a:blip r:embed="rId12"/>
+                    <a:stretch>
+                      <a:fillRect/>
+                    </a:stretch>
+                  </pic:blipFill>
+                  <pic:spPr>
+                    <a:xfrm>
+                      <a:off x="0" y="0"/>
+                      <a:ext cx="5972175" cy="3354070"/>
+                    </a:xfrm>
+                    <a:prstGeom prst="rect">
+                      <a:avLst/>
+                    </a:prstGeom>
+                  </pic:spPr>
+                </pic:pic>
+              </a:graphicData>
+            </a:graphic>
+          </wp:inline>
+        </w:drawing>
+      </w:r>
+    </w:p>
+    <w:p>
+      <w:pPr>
+        <w:pStyle w:val="Caption"/>
+        <w:jc w:val="center"/>
+      </w:pPr>
+      <w:r>
+        <w:t xml:space="preserve">Pic </w:t>
+      </w:r>
+      <w:r>
+        <w:fldChar w:fldCharType="begin"/>
+      </w:r>
+      <w:r>
+        <w:instrText xml:space="preserve"> SEQ Pic \* ARABIC </w:instrText>
+      </w:r>
+      <w:r>
+        <w:fldChar w:fldCharType="separate"/>
+      </w:r>
+      <w:r>
+        <w:rPr>
+          <w:noProof/>
+        </w:rPr>
+        <w:t>7</w:t>
+      </w:r>
+      <w:r>
+        <w:fldChar w:fldCharType="end"/>
+      </w:r>
+      <w:r>
+        <w:t>. Chức năng đầu tư của Copilot Money.</w:t>
+      </w:r>
+    </w:p>
+    <w:p>
+      <w:r>
+        <w:t>Câu chuyện người dùng rút ra được:</w:t>
+      </w:r>
+    </w:p>
+    <w:p/>
+    <w:p>
+      <w:pPr>
         <w:pStyle w:val="Heading1"/>
       </w:pPr>
       <w:r>
+        <w:t xml:space="preserve">Phương pháp nghiên cứu </w:t>
+      </w:r>
+    </w:p>
+    <w:p>
+      <w:r>
+        <w:t>(Cách sử dụng tìm được khi nghiên cứu</w:t>
+      </w:r>
+      <w:r>
+        <w:t>, hướng dẫn sử dụng</w:t>
+      </w:r>
+      <w:r>
+        <w:t>)</w:t>
+      </w:r>
+    </w:p>
+    <w:p>
+      <w:pPr>
+        <w:pStyle w:val="ListParagraph"/>
+        <w:numPr>
+          <w:ilvl w:val="0"/>
+          <w:numId w:val="1"/>
+        </w:numPr>
+      </w:pPr>
+      <w:r>
+        <w:t>Sử dụng qua 1 tháng dùng thử.</w:t>
+      </w:r>
+    </w:p>
+    <w:p>
+      <w:pPr>
+        <w:pStyle w:val="ListParagraph"/>
+        <w:numPr>
+          <w:ilvl w:val="0"/>
+          <w:numId w:val="1"/>
+        </w:numPr>
+      </w:pPr>
+      <w:r>
+        <w:t>Xem thêm qua các document, chatbot tìm được, youtube.</w:t>
+      </w:r>
+    </w:p>
+    <w:p>
+      <w:pPr>
+        <w:pStyle w:val="Heading1"/>
+      </w:pPr>
+      <w:r>
+        <w:t>Kết quả nghiên cứu</w:t>
+      </w:r>
+    </w:p>
+    <w:p>
+      <w:pPr>
+        <w:pStyle w:val="Heading2"/>
+      </w:pPr>
+      <w:r>
+        <w:t>Cấu trúc tổ chức</w:t>
+      </w:r>
+    </w:p>
+    <w:p>
+      <w:r>
+        <w:t>(Mô tả các ứng dụng tích hợp, kiến trúc, workflow nếu có thể truy cập được thông tin)</w:t>
+      </w:r>
+    </w:p>
+    <w:p>
+      <w:pPr>
+        <w:pStyle w:val="ListParagraph"/>
+        <w:numPr>
+          <w:ilvl w:val="0"/>
+          <w:numId w:val="3"/>
+        </w:numPr>
+      </w:pPr>
+      <w:r>
+        <w:t>Hạ tầng MCP.</w:t>
+      </w:r>
+    </w:p>
+    <w:p>
+      <w:pPr>
+        <w:pStyle w:val="ListParagraph"/>
+        <w:numPr>
+          <w:ilvl w:val="0"/>
+          <w:numId w:val="3"/>
+        </w:numPr>
+      </w:pPr>
+      <w:r>
+        <w:t>Local caching.</w:t>
+      </w:r>
+    </w:p>
+    <w:p>
+      <w:pPr>
+        <w:pStyle w:val="Heading2"/>
+      </w:pPr>
+      <w:r>
+        <w:t>Phạm vi ảnh hưởng</w:t>
+      </w:r>
+    </w:p>
+    <w:p>
+      <w:r>
+        <w:t xml:space="preserve">(Bộ dữ liệu, đầu vào, đầu ra, nơi mà ứng dụng </w:t>
+      </w:r>
+      <w:r>
+        <w:t>lấy dữ liệu để thực hiện chức năng)</w:t>
+      </w:r>
+    </w:p>
+    <w:p>
+      <w:pPr>
+        <w:pStyle w:val="ListParagraph"/>
+        <w:numPr>
+          <w:ilvl w:val="0"/>
+          <w:numId w:val="3"/>
+        </w:numPr>
+      </w:pPr>
+      <w:r>
+        <w:t>Người dùng phải tự xác định 30 giao địch thủ công đầu tiên để agent tự động học hỏi và phân loại giao dịch cần thiết cho người dùng.</w:t>
+      </w:r>
+    </w:p>
+    <w:p>
+      <w:pPr>
+        <w:pStyle w:val="ListParagraph"/>
+        <w:numPr>
+          <w:ilvl w:val="0"/>
+          <w:numId w:val="3"/>
+        </w:numPr>
+      </w:pPr>
+      <w:r>
+        <w:t>Thông tin thẻ đầu tư</w:t>
+      </w:r>
+    </w:p>
+    <w:p>
+      <w:pPr>
+        <w:pStyle w:val="Heading2"/>
+      </w:pPr>
+      <w:r>
         <w:lastRenderedPageBreak/>
-        <w:t xml:space="preserve">Phương pháp nghiên cứu </w:t>
-      </w:r>
-    </w:p>
-    <w:p>
-      <w:r>
-        <w:t>(Cách sử dụng tìm được khi nghiên cứu</w:t>
-      </w:r>
-      <w:r>
-        <w:t>, hướng dẫn sử dụng</w:t>
-      </w:r>
-      <w:r>
-        <w:t>)</w:t>
-      </w:r>
-    </w:p>
-    <w:p>
-      <w:pPr>
-        <w:pStyle w:val="Heading1"/>
-      </w:pPr>
-      <w:r>
-        <w:t>Kết quả nghiên cứu</w:t>
+        <w:t>Ưu điểm</w:t>
+      </w:r>
+    </w:p>
+    <w:p>
+      <w:r>
+        <w:t>Xem các nguồn tiền giao dịch là như nhau và quản lý chủ động (như quản lý tài sản).</w:t>
       </w:r>
     </w:p>
     <w:p>
@@ -537,12 +823,17 @@
         <w:pStyle w:val="Heading2"/>
       </w:pPr>
       <w:r>
-        <w:t>Cấu trúc tổ chức</w:t>
-      </w:r>
-    </w:p>
-    <w:p>
-      <w:r>
-        <w:t>(Mô tả các ứng dụng tích hợp, kiến trúc, workflow nếu có thể truy cập được thông tin)</w:t>
+        <w:t>Nhược điểm</w:t>
+      </w:r>
+    </w:p>
+    <w:p>
+      <w:r>
+        <w:t>Copilot Money chỉ hỗ trợ cho các ứng dụng hệ sinh thái iOS và miền phục vụ US. Vì vậy không thể trực tiếp sử dụng ứng dụng được mà chỉ có thể tìm gián tiếp thông tin hạ tầng, chức năng của ứng dụng.</w:t>
+      </w:r>
+    </w:p>
+    <w:p>
+      <w:r>
+        <w:t>Không có nguồn tự động tích hợp thông tin để cung cấp cho người dùng</w:t>
       </w:r>
     </w:p>
     <w:p>
@@ -550,63 +841,62 @@
         <w:pStyle w:val="Heading2"/>
       </w:pPr>
       <w:r>
-        <w:t>Phạm vi ảnh hưởng</w:t>
-      </w:r>
-    </w:p>
-    <w:p>
-      <w:r>
-        <w:t xml:space="preserve">(Bộ dữ liệu, đầu vào, đầu ra, nơi mà ứng dụng </w:t>
-      </w:r>
-      <w:r>
-        <w:t>lấy dữ liệu để thực hiện chức năng)</w:t>
-      </w:r>
-    </w:p>
-    <w:p>
-      <w:pPr>
-        <w:pStyle w:val="Heading2"/>
-      </w:pPr>
-      <w:r>
-        <w:t>Ưu điểm</w:t>
-      </w:r>
-    </w:p>
-    <w:p>
-      <w:r>
-        <w:t>(Từ những khả năng và công việc đối tượng có thể thực hiện được có thể lấy được những gì)</w:t>
-      </w:r>
-    </w:p>
-    <w:p>
-      <w:pPr>
-        <w:pStyle w:val="Heading2"/>
-      </w:pPr>
-      <w:r>
-        <w:t>Nhược điểm</w:t>
-      </w:r>
-    </w:p>
-    <w:p>
-      <w:r>
-        <w:t>(Những rào cản, khó khăn khi thực hiện nghiên cứu đối tượng)</w:t>
-      </w:r>
-    </w:p>
-    <w:p>
-      <w:pPr>
-        <w:pStyle w:val="Heading2"/>
-      </w:pPr>
-      <w:r>
         <w:t>Giá trị rút ra được</w:t>
       </w:r>
     </w:p>
     <w:p>
       <w:r>
-        <w:t xml:space="preserve">(Những điểm đáng chú ý và kết luận của đối tượng nghiên cứu có thể học hỏi lại áp dụng cho </w:t>
-      </w:r>
-      <w:r>
-        <w:t>đồ</w:t>
-      </w:r>
-      <w:r>
-        <w:t xml:space="preserve"> án)</w:t>
-      </w:r>
-    </w:p>
-    <w:p/>
+        <w:t>Với Copilot Money:</w:t>
+      </w:r>
+    </w:p>
+    <w:p>
+      <w:pPr>
+        <w:pStyle w:val="ListParagraph"/>
+        <w:numPr>
+          <w:ilvl w:val="0"/>
+          <w:numId w:val="2"/>
+        </w:numPr>
+      </w:pPr>
+      <w:r>
+        <w:t>Đây là ứng dụng kết hợp đa nhiệm nhiều chức năng tổng quát liên quan tới quản lý tài chính kinh tế cá nhân, từ thu chi, đầu tư, tạo quỹ, lên kế hoạch chi tiêu đều được tích hợp rất chặt chẽ.</w:t>
+      </w:r>
+    </w:p>
+    <w:p>
+      <w:pPr>
+        <w:pStyle w:val="ListParagraph"/>
+        <w:numPr>
+          <w:ilvl w:val="0"/>
+          <w:numId w:val="2"/>
+        </w:numPr>
+      </w:pPr>
+      <w:r>
+        <w:t>Cơ sở hạ tầng rất phức tạp nhằm bảo vệ thông tin người dùng và tích hợp hệ thống AI phân loại giao dịch và xoay chuyển nguồn tiền theo mong muốn của người dùng.</w:t>
+      </w:r>
+    </w:p>
+    <w:p>
+      <w:pPr>
+        <w:pStyle w:val="ListParagraph"/>
+        <w:numPr>
+          <w:ilvl w:val="0"/>
+          <w:numId w:val="2"/>
+        </w:numPr>
+      </w:pPr>
+      <w:r>
+        <w:t>Cần tối thiểu là 30 giao dịch để AI lấy dữ liệu xử lý thông tin và nắm bắt thói quen cũng như phân loại chi tiêu của người dùng.</w:t>
+      </w:r>
+    </w:p>
+    <w:p>
+      <w:pPr>
+        <w:pStyle w:val="ListParagraph"/>
+        <w:numPr>
+          <w:ilvl w:val="0"/>
+          <w:numId w:val="2"/>
+        </w:numPr>
+      </w:pPr>
+      <w:r>
+        <w:t>Đây là ứng dụng định nghĩa vấn đề quản lý rất rộng bao gồm cả quản lý đầu tư: Đối với đầu tư, người dùng có thể xem được nguồn tiền đầu tư được ước lượng liên tục trong các phiên dịch thường ngày diễn ra của các sàn giao dịch.</w:t>
+      </w:r>
+    </w:p>
     <w:sectPr>
       <w:pgSz w:w="12240" w:h="15840"/>
       <w:pgMar w:top="1134" w:right="1134" w:bottom="1134" w:left="1701" w:header="720" w:footer="720" w:gutter="0"/>
@@ -615,6 +905,359 @@
     </w:sectPr>
   </w:body>
 </w:document>
+</file>
+
+<file path=word/numbering.xml><?xml version="1.0" encoding="utf-8"?>
+<w:numbering xmlns:wpc="http://schemas.microsoft.com/office/word/2010/wordprocessingCanvas" xmlns:cx="http://schemas.microsoft.com/office/drawing/2014/chartex" xmlns:cx1="http://schemas.microsoft.com/office/drawing/2015/9/8/chartex" xmlns:cx2="http://schemas.microsoft.com/office/drawing/2015/10/21/chartex" xmlns:cx3="http://schemas.microsoft.com/office/drawing/2016/5/9/chartex" xmlns:cx4="http://schemas.microsoft.com/office/drawing/2016/5/10/chartex" xmlns:cx5="http://schemas.microsoft.com/office/drawing/2016/5/11/chartex" xmlns:cx6="http://schemas.microsoft.com/office/drawing/2016/5/12/chartex" xmlns:cx7="http://schemas.microsoft.com/office/drawing/2016/5/13/chartex" xmlns:cx8="http://schemas.microsoft.com/office/drawing/2016/5/14/chartex" xmlns:mc="http://schemas.openxmlformats.org/markup-compatibility/2006" xmlns:aink="http://schemas.microsoft.com/office/drawing/2016/ink" xmlns:am3d="http://schemas.microsoft.com/office/drawing/2017/model3d" xmlns:o="urn:schemas-microsoft-com:office:office" xmlns:r="http://schemas.openxmlformats.org/officeDocument/2006/relationships" xmlns:m="http://schemas.openxmlformats.org/officeDocument/2006/math" xmlns:v="urn:schemas-microsoft-com:vml" xmlns:wp14="http://schemas.microsoft.com/office/word/2010/wordprocessingDrawing" xmlns:wp="http://schemas.openxmlformats.org/drawingml/2006/wordprocessingDrawing" xmlns:w10="urn:schemas-microsoft-com:office:word" xmlns:w="http://schemas.openxmlformats.org/wordprocessingml/2006/main" xmlns:w14="http://schemas.microsoft.com/office/word/2010/wordml" xmlns:w15="http://schemas.microsoft.com/office/word/2012/wordml" xmlns:w16cex="http://schemas.microsoft.com/office/word/2018/wordml/cex" xmlns:w16cid="http://schemas.microsoft.com/office/word/2016/wordml/cid" xmlns:w16="http://schemas.microsoft.com/office/word/2018/wordml" xmlns:w16sdtdh="http://schemas.microsoft.com/office/word/2020/wordml/sdtdatahash" xmlns:w16se="http://schemas.microsoft.com/office/word/2015/wordml/symex" xmlns:wpg="http://schemas.microsoft.com/office/word/2010/wordprocessingGroup" xmlns:wpi="http://schemas.microsoft.com/office/word/2010/wordprocessingInk" xmlns:wne="http://schemas.microsoft.com/office/word/2006/wordml" xmlns:wps="http://schemas.microsoft.com/office/word/2010/wordprocessingShape" mc:Ignorable="w14 w15 w16se w16cid w16 w16cex w16sdtdh wp14">
+  <w:abstractNum w:abstractNumId="0" w15:restartNumberingAfterBreak="0">
+    <w:nsid w:val="3D621F36"/>
+    <w:multiLevelType w:val="hybridMultilevel"/>
+    <w:tmpl w:val="478A0C70"/>
+    <w:lvl w:ilvl="0" w:tplc="04090001">
+      <w:start w:val="1"/>
+      <w:numFmt w:val="bullet"/>
+      <w:lvlText w:val=""/>
+      <w:lvlJc w:val="left"/>
+      <w:pPr>
+        <w:ind w:left="720" w:hanging="360"/>
+      </w:pPr>
+      <w:rPr>
+        <w:rFonts w:ascii="Symbol" w:hAnsi="Symbol" w:hint="default"/>
+      </w:rPr>
+    </w:lvl>
+    <w:lvl w:ilvl="1" w:tplc="04090003" w:tentative="1">
+      <w:start w:val="1"/>
+      <w:numFmt w:val="bullet"/>
+      <w:lvlText w:val="o"/>
+      <w:lvlJc w:val="left"/>
+      <w:pPr>
+        <w:ind w:left="1440" w:hanging="360"/>
+      </w:pPr>
+      <w:rPr>
+        <w:rFonts w:ascii="Courier New" w:hAnsi="Courier New" w:cs="Courier New" w:hint="default"/>
+      </w:rPr>
+    </w:lvl>
+    <w:lvl w:ilvl="2" w:tplc="04090005" w:tentative="1">
+      <w:start w:val="1"/>
+      <w:numFmt w:val="bullet"/>
+      <w:lvlText w:val=""/>
+      <w:lvlJc w:val="left"/>
+      <w:pPr>
+        <w:ind w:left="2160" w:hanging="360"/>
+      </w:pPr>
+      <w:rPr>
+        <w:rFonts w:ascii="Wingdings" w:hAnsi="Wingdings" w:hint="default"/>
+      </w:rPr>
+    </w:lvl>
+    <w:lvl w:ilvl="3" w:tplc="04090001" w:tentative="1">
+      <w:start w:val="1"/>
+      <w:numFmt w:val="bullet"/>
+      <w:lvlText w:val=""/>
+      <w:lvlJc w:val="left"/>
+      <w:pPr>
+        <w:ind w:left="2880" w:hanging="360"/>
+      </w:pPr>
+      <w:rPr>
+        <w:rFonts w:ascii="Symbol" w:hAnsi="Symbol" w:hint="default"/>
+      </w:rPr>
+    </w:lvl>
+    <w:lvl w:ilvl="4" w:tplc="04090003" w:tentative="1">
+      <w:start w:val="1"/>
+      <w:numFmt w:val="bullet"/>
+      <w:lvlText w:val="o"/>
+      <w:lvlJc w:val="left"/>
+      <w:pPr>
+        <w:ind w:left="3600" w:hanging="360"/>
+      </w:pPr>
+      <w:rPr>
+        <w:rFonts w:ascii="Courier New" w:hAnsi="Courier New" w:cs="Courier New" w:hint="default"/>
+      </w:rPr>
+    </w:lvl>
+    <w:lvl w:ilvl="5" w:tplc="04090005" w:tentative="1">
+      <w:start w:val="1"/>
+      <w:numFmt w:val="bullet"/>
+      <w:lvlText w:val=""/>
+      <w:lvlJc w:val="left"/>
+      <w:pPr>
+        <w:ind w:left="4320" w:hanging="360"/>
+      </w:pPr>
+      <w:rPr>
+        <w:rFonts w:ascii="Wingdings" w:hAnsi="Wingdings" w:hint="default"/>
+      </w:rPr>
+    </w:lvl>
+    <w:lvl w:ilvl="6" w:tplc="04090001" w:tentative="1">
+      <w:start w:val="1"/>
+      <w:numFmt w:val="bullet"/>
+      <w:lvlText w:val=""/>
+      <w:lvlJc w:val="left"/>
+      <w:pPr>
+        <w:ind w:left="5040" w:hanging="360"/>
+      </w:pPr>
+      <w:rPr>
+        <w:rFonts w:ascii="Symbol" w:hAnsi="Symbol" w:hint="default"/>
+      </w:rPr>
+    </w:lvl>
+    <w:lvl w:ilvl="7" w:tplc="04090003" w:tentative="1">
+      <w:start w:val="1"/>
+      <w:numFmt w:val="bullet"/>
+      <w:lvlText w:val="o"/>
+      <w:lvlJc w:val="left"/>
+      <w:pPr>
+        <w:ind w:left="5760" w:hanging="360"/>
+      </w:pPr>
+      <w:rPr>
+        <w:rFonts w:ascii="Courier New" w:hAnsi="Courier New" w:cs="Courier New" w:hint="default"/>
+      </w:rPr>
+    </w:lvl>
+    <w:lvl w:ilvl="8" w:tplc="04090005" w:tentative="1">
+      <w:start w:val="1"/>
+      <w:numFmt w:val="bullet"/>
+      <w:lvlText w:val=""/>
+      <w:lvlJc w:val="left"/>
+      <w:pPr>
+        <w:ind w:left="6480" w:hanging="360"/>
+      </w:pPr>
+      <w:rPr>
+        <w:rFonts w:ascii="Wingdings" w:hAnsi="Wingdings" w:hint="default"/>
+      </w:rPr>
+    </w:lvl>
+  </w:abstractNum>
+  <w:abstractNum w:abstractNumId="1" w15:restartNumberingAfterBreak="0">
+    <w:nsid w:val="6FB8282B"/>
+    <w:multiLevelType w:val="hybridMultilevel"/>
+    <w:tmpl w:val="5B36898C"/>
+    <w:lvl w:ilvl="0" w:tplc="04090001">
+      <w:start w:val="1"/>
+      <w:numFmt w:val="bullet"/>
+      <w:lvlText w:val=""/>
+      <w:lvlJc w:val="left"/>
+      <w:pPr>
+        <w:ind w:left="720" w:hanging="360"/>
+      </w:pPr>
+      <w:rPr>
+        <w:rFonts w:ascii="Symbol" w:hAnsi="Symbol" w:hint="default"/>
+      </w:rPr>
+    </w:lvl>
+    <w:lvl w:ilvl="1" w:tplc="04090003" w:tentative="1">
+      <w:start w:val="1"/>
+      <w:numFmt w:val="bullet"/>
+      <w:lvlText w:val="o"/>
+      <w:lvlJc w:val="left"/>
+      <w:pPr>
+        <w:ind w:left="1440" w:hanging="360"/>
+      </w:pPr>
+      <w:rPr>
+        <w:rFonts w:ascii="Courier New" w:hAnsi="Courier New" w:cs="Courier New" w:hint="default"/>
+      </w:rPr>
+    </w:lvl>
+    <w:lvl w:ilvl="2" w:tplc="04090005" w:tentative="1">
+      <w:start w:val="1"/>
+      <w:numFmt w:val="bullet"/>
+      <w:lvlText w:val=""/>
+      <w:lvlJc w:val="left"/>
+      <w:pPr>
+        <w:ind w:left="2160" w:hanging="360"/>
+      </w:pPr>
+      <w:rPr>
+        <w:rFonts w:ascii="Wingdings" w:hAnsi="Wingdings" w:hint="default"/>
+      </w:rPr>
+    </w:lvl>
+    <w:lvl w:ilvl="3" w:tplc="04090001" w:tentative="1">
+      <w:start w:val="1"/>
+      <w:numFmt w:val="bullet"/>
+      <w:lvlText w:val=""/>
+      <w:lvlJc w:val="left"/>
+      <w:pPr>
+        <w:ind w:left="2880" w:hanging="360"/>
+      </w:pPr>
+      <w:rPr>
+        <w:rFonts w:ascii="Symbol" w:hAnsi="Symbol" w:hint="default"/>
+      </w:rPr>
+    </w:lvl>
+    <w:lvl w:ilvl="4" w:tplc="04090003" w:tentative="1">
+      <w:start w:val="1"/>
+      <w:numFmt w:val="bullet"/>
+      <w:lvlText w:val="o"/>
+      <w:lvlJc w:val="left"/>
+      <w:pPr>
+        <w:ind w:left="3600" w:hanging="360"/>
+      </w:pPr>
+      <w:rPr>
+        <w:rFonts w:ascii="Courier New" w:hAnsi="Courier New" w:cs="Courier New" w:hint="default"/>
+      </w:rPr>
+    </w:lvl>
+    <w:lvl w:ilvl="5" w:tplc="04090005" w:tentative="1">
+      <w:start w:val="1"/>
+      <w:numFmt w:val="bullet"/>
+      <w:lvlText w:val=""/>
+      <w:lvlJc w:val="left"/>
+      <w:pPr>
+        <w:ind w:left="4320" w:hanging="360"/>
+      </w:pPr>
+      <w:rPr>
+        <w:rFonts w:ascii="Wingdings" w:hAnsi="Wingdings" w:hint="default"/>
+      </w:rPr>
+    </w:lvl>
+    <w:lvl w:ilvl="6" w:tplc="04090001" w:tentative="1">
+      <w:start w:val="1"/>
+      <w:numFmt w:val="bullet"/>
+      <w:lvlText w:val=""/>
+      <w:lvlJc w:val="left"/>
+      <w:pPr>
+        <w:ind w:left="5040" w:hanging="360"/>
+      </w:pPr>
+      <w:rPr>
+        <w:rFonts w:ascii="Symbol" w:hAnsi="Symbol" w:hint="default"/>
+      </w:rPr>
+    </w:lvl>
+    <w:lvl w:ilvl="7" w:tplc="04090003" w:tentative="1">
+      <w:start w:val="1"/>
+      <w:numFmt w:val="bullet"/>
+      <w:lvlText w:val="o"/>
+      <w:lvlJc w:val="left"/>
+      <w:pPr>
+        <w:ind w:left="5760" w:hanging="360"/>
+      </w:pPr>
+      <w:rPr>
+        <w:rFonts w:ascii="Courier New" w:hAnsi="Courier New" w:cs="Courier New" w:hint="default"/>
+      </w:rPr>
+    </w:lvl>
+    <w:lvl w:ilvl="8" w:tplc="04090005" w:tentative="1">
+      <w:start w:val="1"/>
+      <w:numFmt w:val="bullet"/>
+      <w:lvlText w:val=""/>
+      <w:lvlJc w:val="left"/>
+      <w:pPr>
+        <w:ind w:left="6480" w:hanging="360"/>
+      </w:pPr>
+      <w:rPr>
+        <w:rFonts w:ascii="Wingdings" w:hAnsi="Wingdings" w:hint="default"/>
+      </w:rPr>
+    </w:lvl>
+  </w:abstractNum>
+  <w:abstractNum w:abstractNumId="2" w15:restartNumberingAfterBreak="0">
+    <w:nsid w:val="7C6344B7"/>
+    <w:multiLevelType w:val="hybridMultilevel"/>
+    <w:tmpl w:val="BE2A0196"/>
+    <w:lvl w:ilvl="0" w:tplc="04090001">
+      <w:start w:val="1"/>
+      <w:numFmt w:val="bullet"/>
+      <w:lvlText w:val=""/>
+      <w:lvlJc w:val="left"/>
+      <w:pPr>
+        <w:ind w:left="720" w:hanging="360"/>
+      </w:pPr>
+      <w:rPr>
+        <w:rFonts w:ascii="Symbol" w:hAnsi="Symbol" w:hint="default"/>
+      </w:rPr>
+    </w:lvl>
+    <w:lvl w:ilvl="1" w:tplc="04090003" w:tentative="1">
+      <w:start w:val="1"/>
+      <w:numFmt w:val="bullet"/>
+      <w:lvlText w:val="o"/>
+      <w:lvlJc w:val="left"/>
+      <w:pPr>
+        <w:ind w:left="1440" w:hanging="360"/>
+      </w:pPr>
+      <w:rPr>
+        <w:rFonts w:ascii="Courier New" w:hAnsi="Courier New" w:cs="Courier New" w:hint="default"/>
+      </w:rPr>
+    </w:lvl>
+    <w:lvl w:ilvl="2" w:tplc="04090005" w:tentative="1">
+      <w:start w:val="1"/>
+      <w:numFmt w:val="bullet"/>
+      <w:lvlText w:val=""/>
+      <w:lvlJc w:val="left"/>
+      <w:pPr>
+        <w:ind w:left="2160" w:hanging="360"/>
+      </w:pPr>
+      <w:rPr>
+        <w:rFonts w:ascii="Wingdings" w:hAnsi="Wingdings" w:hint="default"/>
+      </w:rPr>
+    </w:lvl>
+    <w:lvl w:ilvl="3" w:tplc="04090001" w:tentative="1">
+      <w:start w:val="1"/>
+      <w:numFmt w:val="bullet"/>
+      <w:lvlText w:val=""/>
+      <w:lvlJc w:val="left"/>
+      <w:pPr>
+        <w:ind w:left="2880" w:hanging="360"/>
+      </w:pPr>
+      <w:rPr>
+        <w:rFonts w:ascii="Symbol" w:hAnsi="Symbol" w:hint="default"/>
+      </w:rPr>
+    </w:lvl>
+    <w:lvl w:ilvl="4" w:tplc="04090003" w:tentative="1">
+      <w:start w:val="1"/>
+      <w:numFmt w:val="bullet"/>
+      <w:lvlText w:val="o"/>
+      <w:lvlJc w:val="left"/>
+      <w:pPr>
+        <w:ind w:left="3600" w:hanging="360"/>
+      </w:pPr>
+      <w:rPr>
+        <w:rFonts w:ascii="Courier New" w:hAnsi="Courier New" w:cs="Courier New" w:hint="default"/>
+      </w:rPr>
+    </w:lvl>
+    <w:lvl w:ilvl="5" w:tplc="04090005" w:tentative="1">
+      <w:start w:val="1"/>
+      <w:numFmt w:val="bullet"/>
+      <w:lvlText w:val=""/>
+      <w:lvlJc w:val="left"/>
+      <w:pPr>
+        <w:ind w:left="4320" w:hanging="360"/>
+      </w:pPr>
+      <w:rPr>
+        <w:rFonts w:ascii="Wingdings" w:hAnsi="Wingdings" w:hint="default"/>
+      </w:rPr>
+    </w:lvl>
+    <w:lvl w:ilvl="6" w:tplc="04090001" w:tentative="1">
+      <w:start w:val="1"/>
+      <w:numFmt w:val="bullet"/>
+      <w:lvlText w:val=""/>
+      <w:lvlJc w:val="left"/>
+      <w:pPr>
+        <w:ind w:left="5040" w:hanging="360"/>
+      </w:pPr>
+      <w:rPr>
+        <w:rFonts w:ascii="Symbol" w:hAnsi="Symbol" w:hint="default"/>
+      </w:rPr>
+    </w:lvl>
+    <w:lvl w:ilvl="7" w:tplc="04090003" w:tentative="1">
+      <w:start w:val="1"/>
+      <w:numFmt w:val="bullet"/>
+      <w:lvlText w:val="o"/>
+      <w:lvlJc w:val="left"/>
+      <w:pPr>
+        <w:ind w:left="5760" w:hanging="360"/>
+      </w:pPr>
+      <w:rPr>
+        <w:rFonts w:ascii="Courier New" w:hAnsi="Courier New" w:cs="Courier New" w:hint="default"/>
+      </w:rPr>
+    </w:lvl>
+    <w:lvl w:ilvl="8" w:tplc="04090005" w:tentative="1">
+      <w:start w:val="1"/>
+      <w:numFmt w:val="bullet"/>
+      <w:lvlText w:val=""/>
+      <w:lvlJc w:val="left"/>
+      <w:pPr>
+        <w:ind w:left="6480" w:hanging="360"/>
+      </w:pPr>
+      <w:rPr>
+        <w:rFonts w:ascii="Wingdings" w:hAnsi="Wingdings" w:hint="default"/>
+      </w:rPr>
+    </w:lvl>
+  </w:abstractNum>
+  <w:num w:numId="1">
+    <w:abstractNumId w:val="0"/>
+  </w:num>
+  <w:num w:numId="2">
+    <w:abstractNumId w:val="1"/>
+  </w:num>
+  <w:num w:numId="3">
+    <w:abstractNumId w:val="2"/>
+  </w:num>
+</w:numbering>
 </file>
 
 <file path=word/styles.xml><?xml version="1.0" encoding="utf-8"?>
@@ -1169,6 +1812,17 @@
       <w:szCs w:val="18"/>
     </w:rPr>
   </w:style>
+  <w:style w:type="paragraph" w:styleId="ListParagraph">
+    <w:name w:val="List Paragraph"/>
+    <w:basedOn w:val="Normal"/>
+    <w:uiPriority w:val="34"/>
+    <w:qFormat/>
+    <w:rsid w:val="00211383"/>
+    <w:pPr>
+      <w:ind w:left="720"/>
+      <w:contextualSpacing/>
+    </w:pPr>
+  </w:style>
 </w:styles>
 </file>
 
